--- a/data/revised_2026-10_full/tracked/v2/Core_Mathematics/SS1.2_Indices_and_Logarithms/Core_Mathematics_Indices_and_Logarithms_FinalExplanation_TeacherKey_TRACKED.docx
+++ b/data/revised_2026-10_full/tracked/v2/Core_Mathematics/SS1.2_Indices_and_Logarithms/Core_Mathematics_Indices_and_Logarithms_FinalExplanation_TeacherKey_TRACKED.docx
@@ -589,7 +589,7 @@
               </w:rPr>
               <w:t xml:space="preserve">(a) State the definition of the common logarithm in terms of a power of 10. (b) Use the definition to write log₁₀ 1,000 and log₁₀ 0.01 as numbers, and explain how the second connects to the pH of lemon juice, where [H⁺] = 10⁻² mol/L. (c) Without using the table, state the characteristic of log₁₀ 3,500 and justify it using powers of 10. (d) Explain, with reference to the definition, what the antilogarithm of 7.2304 means and why the antilog table is really a table of powers of 10. Name the four steps for finding an antilogarithm from a table, using the </w:t>
             </w:r>
-            <w:del w:id="9001" w:author="Claude (AI) - proposed" w:date="2026-10-15T20:13:46Z">
+            <w:del w:id="9001" w:author="Claude (AI) - proposed" w:date="2026-10-18T00:27:14Z">
               <w:r>
                 <w:rPr>
                   <w:rFonts w:ascii="Arial" w:cs="Arial" w:eastAsia="Arial" w:hAnsi="Arial"/>
@@ -604,7 +604,7 @@
                 <w:delText xml:space="preserve">M-Pesa</w:delText>
               </w:r>
             </w:del>
-            <w:ins w:id="9002" w:author="Claude (AI) - proposed" w:date="2026-10-15T20:13:46Z">
+            <w:ins w:id="9002" w:author="Claude (AI) - proposed" w:date="2026-10-18T00:27:14Z">
               <w:r>
                 <w:rPr>
                   <w:rFonts w:ascii="Arial" w:cs="Arial" w:eastAsia="Arial" w:hAnsi="Arial"/>
@@ -632,7 +632,7 @@
               </w:rPr>
               <w:t xml:space="preserve"> figure of about 17,000,000 </w:t>
             </w:r>
-            <w:ins w:id="9003" w:author="Claude (AI) - proposed" w:date="2026-10-15T20:13:46Z">
+            <w:ins w:id="9003" w:author="Claude (AI) - proposed" w:date="2026-10-18T00:27:14Z">
               <w:r>
                 <w:rPr>
                   <w:rFonts w:ascii="Arial" w:cs="Arial" w:eastAsia="Arial" w:hAnsi="Arial"/>
@@ -823,7 +823,7 @@
               </w:rPr>
               <w:t xml:space="preserve">(a) Write a = 10^p and b = 10^q, so that log a = p and log b = q. Then a × b = 10^p × 10^q = 10^(p+q) by the product rule for indices. By the definition of a logarithm, log(ab) = p + q = log a + log b. In the same way, 10^p ÷ 10^q = 10^(p−q), so log(a/b) = log a − log b. Logarithms are exponents of 10, and multiplying powers of 10 adds the exponents. (b) Step 1: find the logs: log 8 = 0.9031 and log 1,024 = 3.0103. Step 2: add them: 0.9031 + 3.0103 = 3.9134. Step 3: find the antilog of 3.9134. The characteristic 3 means the answer has 4 digits before the decimal point, and the mantissa 0.9134 gives 8.</w:t>
             </w:r>
-            <w:del w:id="9004" w:author="Claude (AI) - proposed" w:date="2026-10-15T20:13:46Z">
+            <w:del w:id="9004" w:author="Claude (AI) - proposed" w:date="2026-10-18T00:27:14Z">
               <w:r>
                 <w:rPr>
                   <w:rFonts w:ascii="Arial" w:cs="Arial" w:eastAsia="Arial" w:hAnsi="Arial"/>
@@ -838,7 +838,7 @@
                 <w:delText xml:space="preserve">19</w:delText>
               </w:r>
             </w:del>
-            <w:ins w:id="9005" w:author="Claude (AI) - proposed" w:date="2026-10-15T20:13:46Z">
+            <w:ins w:id="9005" w:author="Claude (AI) - proposed" w:date="2026-10-18T00:27:14Z">
               <w:r>
                 <w:rPr>
                   <w:rFonts w:ascii="Arial" w:cs="Arial" w:eastAsia="Arial" w:hAnsi="Arial"/>
@@ -866,7 +866,7 @@
               </w:rPr>
               <w:t xml:space="preserve"> from the antilog table</w:t>
             </w:r>
-            <w:ins w:id="9006" w:author="Claude (AI) - proposed" w:date="2026-10-15T20:13:46Z">
+            <w:ins w:id="9006" w:author="Claude (AI) - proposed" w:date="2026-10-18T00:27:14Z">
               <w:r>
                 <w:rPr>
                   <w:rFonts w:ascii="Arial" w:cs="Arial" w:eastAsia="Arial" w:hAnsi="Arial"/>
@@ -894,7 +894,7 @@
               </w:rPr>
               <w:t xml:space="preserve">, so the total is about 8,</w:t>
             </w:r>
-            <w:del w:id="9007" w:author="Claude (AI) - proposed" w:date="2026-10-15T20:13:46Z">
+            <w:del w:id="9007" w:author="Claude (AI) - proposed" w:date="2026-10-18T00:27:14Z">
               <w:r>
                 <w:rPr>
                   <w:rFonts w:ascii="Arial" w:cs="Arial" w:eastAsia="Arial" w:hAnsi="Arial"/>
@@ -909,7 +909,7 @@
                 <w:delText xml:space="preserve">190</w:delText>
               </w:r>
             </w:del>
-            <w:ins w:id="9008" w:author="Claude (AI) - proposed" w:date="2026-10-15T20:13:46Z">
+            <w:ins w:id="9008" w:author="Claude (AI) - proposed" w:date="2026-10-18T00:27:14Z">
               <w:r>
                 <w:rPr>
                   <w:rFonts w:ascii="Arial" w:cs="Arial" w:eastAsia="Arial" w:hAnsi="Arial"/>
@@ -937,7 +937,7 @@
               </w:rPr>
               <w:t xml:space="preserve"> grams. Since 2¹³ = 8,192, the answer agrees </w:t>
             </w:r>
-            <w:del w:id="9009" w:author="Claude (AI) - proposed" w:date="2026-10-15T20:13:46Z">
+            <w:del w:id="9009" w:author="Claude (AI) - proposed" w:date="2026-10-18T00:27:14Z">
               <w:r>
                 <w:rPr>
                   <w:rFonts w:ascii="Arial" w:cs="Arial" w:eastAsia="Arial" w:hAnsi="Arial"/>
@@ -952,7 +952,7 @@
                 <w:delText xml:space="preserve">to four figures, with the small difference due to</w:delText>
               </w:r>
             </w:del>
-            <w:ins w:id="9010" w:author="Claude (AI) - proposed" w:date="2026-10-15T20:13:46Z">
+            <w:ins w:id="9010" w:author="Claude (AI) - proposed" w:date="2026-10-18T00:27:14Z">
               <w:r>
                 <w:rPr>
                   <w:rFonts w:ascii="Arial" w:cs="Arial" w:eastAsia="Arial" w:hAnsi="Arial"/>
@@ -980,7 +980,7 @@
               </w:rPr>
               <w:t xml:space="preserve"> rounding in the four-figure table.</w:t>
             </w:r>
-            <w:ins w:id="9011" w:author="Claude (AI) - proposed" w:date="2026-10-15T20:13:46Z">
+            <w:ins w:id="9011" w:author="Claude (AI) - proposed" w:date="2026-10-18T00:27:14Z">
               <w:r>
                 <w:rPr>
                   <w:rFonts w:ascii="Arial" w:cs="Arial" w:eastAsia="Arial" w:hAnsi="Arial"/>
@@ -1105,7 +1105,7 @@
               </w:rPr>
               <w:t xml:space="preserve">(a) A member of the Kericho Tea Growers SACCO borrows Ksh 50,000 at 4.5% compound interest per annum. The amount after 12 years is 50,000 × 1.045¹². Use the power law of logarithms and the table value log 1.045 = 0.0191 to find the amount owed, to the nearest hundred shillings</w:t>
             </w:r>
-            <w:ins w:id="9012" w:author="Claude (AI) - proposed" w:date="2026-10-15T20:13:46Z">
+            <w:ins w:id="9012" w:author="Claude (AI) - proposed" w:date="2026-10-18T00:27:14Z">
               <w:r>
                 <w:rPr>
                   <w:rFonts w:ascii="Arial" w:cs="Arial" w:eastAsia="Arial" w:hAnsi="Arial"/>
@@ -1166,7 +1166,7 @@
               </w:rPr>
               <w:t xml:space="preserve">(a) Power law: log(aⁿ) = n log a. This is true because aⁿ means a multiplied by itself n times, and by the product law the logarithm of a product is the sum of the logarithms, so adding log a n times gives n log a. So log(1.045¹²) = 12 × 0.0191 = 0.2292. The antilog of 0.2292 is about 1.</w:t>
             </w:r>
-            <w:del w:id="9013" w:author="Claude (AI) - proposed" w:date="2026-10-15T20:13:46Z">
+            <w:del w:id="9013" w:author="Claude (AI) - proposed" w:date="2026-10-18T00:27:14Z">
               <w:r>
                 <w:rPr>
                   <w:rFonts w:ascii="Arial" w:cs="Arial" w:eastAsia="Arial" w:hAnsi="Arial"/>
@@ -1181,7 +1181,7 @@
                 <w:delText xml:space="preserve">696</w:delText>
               </w:r>
             </w:del>
-            <w:ins w:id="9014" w:author="Claude (AI) - proposed" w:date="2026-10-15T20:13:46Z">
+            <w:ins w:id="9014" w:author="Claude (AI) - proposed" w:date="2026-10-18T00:27:14Z">
               <w:r>
                 <w:rPr>
                   <w:rFonts w:ascii="Arial" w:cs="Arial" w:eastAsia="Arial" w:hAnsi="Arial"/>
@@ -1209,7 +1209,7 @@
               </w:rPr>
               <w:t xml:space="preserve">, so 1.045¹² ≈ 1.</w:t>
             </w:r>
-            <w:del w:id="9015" w:author="Claude (AI) - proposed" w:date="2026-10-15T20:13:46Z">
+            <w:del w:id="9015" w:author="Claude (AI) - proposed" w:date="2026-10-18T00:27:14Z">
               <w:r>
                 <w:rPr>
                   <w:rFonts w:ascii="Arial" w:cs="Arial" w:eastAsia="Arial" w:hAnsi="Arial"/>
@@ -1224,7 +1224,7 @@
                 <w:delText xml:space="preserve">696</w:delText>
               </w:r>
             </w:del>
-            <w:ins w:id="9016" w:author="Claude (AI) - proposed" w:date="2026-10-15T20:13:46Z">
+            <w:ins w:id="9016" w:author="Claude (AI) - proposed" w:date="2026-10-18T00:27:14Z">
               <w:r>
                 <w:rPr>
                   <w:rFonts w:ascii="Arial" w:cs="Arial" w:eastAsia="Arial" w:hAnsi="Arial"/>
@@ -1252,7 +1252,7 @@
               </w:rPr>
               <w:t xml:space="preserve">. Amount owed ≈ 50,000 × 1.</w:t>
             </w:r>
-            <w:del w:id="9017" w:author="Claude (AI) - proposed" w:date="2026-10-15T20:13:46Z">
+            <w:del w:id="9017" w:author="Claude (AI) - proposed" w:date="2026-10-18T00:27:14Z">
               <w:r>
                 <w:rPr>
                   <w:rFonts w:ascii="Arial" w:cs="Arial" w:eastAsia="Arial" w:hAnsi="Arial"/>
@@ -1267,7 +1267,7 @@
                 <w:delText xml:space="preserve">696 ≈</w:delText>
               </w:r>
             </w:del>
-            <w:ins w:id="9018" w:author="Claude (AI) - proposed" w:date="2026-10-15T20:13:46Z">
+            <w:ins w:id="9018" w:author="Claude (AI) - proposed" w:date="2026-10-18T00:27:14Z">
               <w:r>
                 <w:rPr>
                   <w:rFonts w:ascii="Arial" w:cs="Arial" w:eastAsia="Arial" w:hAnsi="Arial"/>
@@ -1295,7 +1295,7 @@
               </w:rPr>
               <w:t xml:space="preserve"> Ksh 84,800</w:t>
             </w:r>
-            <w:ins w:id="9019" w:author="Claude (AI) - proposed" w:date="2026-10-15T20:13:46Z">
+            <w:ins w:id="9019" w:author="Claude (AI) - proposed" w:date="2026-10-18T00:27:14Z">
               <w:r>
                 <w:rPr>
                   <w:rFonts w:ascii="Arial" w:cs="Arial" w:eastAsia="Arial" w:hAnsi="Arial"/>
@@ -1576,7 +1576,7 @@
               <w:spacing w:after="40" w:before="0"/>
               <w:jc w:val="left"/>
             </w:pPr>
-            <w:ins w:id="9020" w:author="Claude (AI) - proposed" w:date="2026-10-15T20:13:46Z">
+            <w:ins w:id="9020" w:author="Claude (AI) - proposed" w:date="2026-10-18T00:27:14Z">
               <w:r>
                 <w:rPr>
                   <w:rFonts w:ascii="Arial" w:cs="Arial" w:eastAsia="Arial" w:hAnsi="Arial"/>
@@ -1624,7 +1624,7 @@
               <w:spacing w:after="40" w:before="0"/>
               <w:jc w:val="left"/>
             </w:pPr>
-            <w:ins w:id="9021" w:author="Claude (AI) - proposed" w:date="2026-10-15T20:13:46Z">
+            <w:ins w:id="9021" w:author="Claude (AI) - proposed" w:date="2026-10-18T00:27:14Z">
               <w:r>
                 <w:rPr>
                   <w:rFonts w:ascii="Arial" w:cs="Arial" w:eastAsia="Arial" w:hAnsi="Arial"/>
@@ -1672,7 +1672,7 @@
               <w:spacing w:after="40" w:before="0"/>
               <w:jc w:val="left"/>
             </w:pPr>
-            <w:ins w:id="9022" w:author="Claude (AI) - proposed" w:date="2026-10-15T20:13:46Z">
+            <w:ins w:id="9022" w:author="Claude (AI) - proposed" w:date="2026-10-18T00:27:14Z">
               <w:r>
                 <w:rPr>
                   <w:rFonts w:ascii="Arial" w:cs="Arial" w:eastAsia="Arial" w:hAnsi="Arial"/>
@@ -1755,7 +1755,7 @@
               <w:spacing w:after="40" w:before="0"/>
               <w:jc w:val="left"/>
             </w:pPr>
-            <w:ins w:id="9023" w:author="Claude (AI) - proposed" w:date="2026-10-15T20:13:46Z">
+            <w:ins w:id="9023" w:author="Claude (AI) - proposed" w:date="2026-10-18T00:27:14Z">
               <w:r>
                 <w:rPr>
                   <w:rFonts w:ascii="Arial" w:cs="Arial" w:eastAsia="Arial" w:hAnsi="Arial"/>
@@ -1803,7 +1803,7 @@
               <w:spacing w:after="40" w:before="0"/>
               <w:jc w:val="left"/>
             </w:pPr>
-            <w:ins w:id="9024" w:author="Claude (AI) - proposed" w:date="2026-10-15T20:13:46Z">
+            <w:ins w:id="9024" w:author="Claude (AI) - proposed" w:date="2026-10-18T00:27:14Z">
               <w:r>
                 <w:rPr>
                   <w:rFonts w:ascii="Arial" w:cs="Arial" w:eastAsia="Arial" w:hAnsi="Arial"/>
@@ -1851,7 +1851,7 @@
               <w:spacing w:after="40" w:before="0"/>
               <w:jc w:val="left"/>
             </w:pPr>
-            <w:ins w:id="9025" w:author="Claude (AI) - proposed" w:date="2026-10-15T20:13:46Z">
+            <w:ins w:id="9025" w:author="Claude (AI) - proposed" w:date="2026-10-18T00:27:14Z">
               <w:r>
                 <w:rPr>
                   <w:rFonts w:ascii="Arial" w:cs="Arial" w:eastAsia="Arial" w:hAnsi="Arial"/>
@@ -1934,7 +1934,7 @@
               <w:spacing w:after="40" w:before="0"/>
               <w:jc w:val="left"/>
             </w:pPr>
-            <w:ins w:id="9026" w:author="Claude (AI) - proposed" w:date="2026-10-15T20:13:46Z">
+            <w:ins w:id="9026" w:author="Claude (AI) - proposed" w:date="2026-10-18T00:27:14Z">
               <w:r>
                 <w:rPr>
                   <w:rFonts w:ascii="Arial" w:cs="Arial" w:eastAsia="Arial" w:hAnsi="Arial"/>
@@ -1982,7 +1982,7 @@
               <w:spacing w:after="40" w:before="0"/>
               <w:jc w:val="left"/>
             </w:pPr>
-            <w:ins w:id="9027" w:author="Claude (AI) - proposed" w:date="2026-10-15T20:13:46Z">
+            <w:ins w:id="9027" w:author="Claude (AI) - proposed" w:date="2026-10-18T00:27:14Z">
               <w:r>
                 <w:rPr>
                   <w:rFonts w:ascii="Arial" w:cs="Arial" w:eastAsia="Arial" w:hAnsi="Arial"/>
@@ -2030,7 +2030,7 @@
               <w:spacing w:after="40" w:before="0"/>
               <w:jc w:val="left"/>
             </w:pPr>
-            <w:ins w:id="9028" w:author="Claude (AI) - proposed" w:date="2026-10-15T20:13:46Z">
+            <w:ins w:id="9028" w:author="Claude (AI) - proposed" w:date="2026-10-18T00:27:14Z">
               <w:r>
                 <w:rPr>
                   <w:rFonts w:ascii="Arial" w:cs="Arial" w:eastAsia="Arial" w:hAnsi="Arial"/>
@@ -2113,7 +2113,7 @@
               <w:spacing w:after="40" w:before="0"/>
               <w:jc w:val="left"/>
             </w:pPr>
-            <w:ins w:id="9029" w:author="Claude (AI) - proposed" w:date="2026-10-15T20:13:46Z">
+            <w:ins w:id="9029" w:author="Claude (AI) - proposed" w:date="2026-10-18T00:27:14Z">
               <w:r>
                 <w:rPr>
                   <w:rFonts w:ascii="Arial" w:cs="Arial" w:eastAsia="Arial" w:hAnsi="Arial"/>
@@ -2161,7 +2161,7 @@
               <w:spacing w:after="40" w:before="0"/>
               <w:jc w:val="left"/>
             </w:pPr>
-            <w:ins w:id="9030" w:author="Claude (AI) - proposed" w:date="2026-10-15T20:13:46Z">
+            <w:ins w:id="9030" w:author="Claude (AI) - proposed" w:date="2026-10-18T00:27:14Z">
               <w:r>
                 <w:rPr>
                   <w:rFonts w:ascii="Arial" w:cs="Arial" w:eastAsia="Arial" w:hAnsi="Arial"/>
@@ -2209,7 +2209,7 @@
               <w:spacing w:after="40" w:before="0"/>
               <w:jc w:val="left"/>
             </w:pPr>
-            <w:ins w:id="9031" w:author="Claude (AI) - proposed" w:date="2026-10-15T20:13:46Z">
+            <w:ins w:id="9031" w:author="Claude (AI) - proposed" w:date="2026-10-18T00:27:14Z">
               <w:r>
                 <w:rPr>
                   <w:rFonts w:ascii="Arial" w:cs="Arial" w:eastAsia="Arial" w:hAnsi="Arial"/>
@@ -2359,7 +2359,7 @@
         </w:rPr>
         <w:t xml:space="preserve">© 2026 SeaVuria and ARES. This work is licensed under a </w:t>
       </w:r>
-      <w:hyperlink w:history="1" r:id="rIduu9xakjuwa2yjyedkemcg">
+      <w:hyperlink w:history="1" r:id="rIddhio0cvuhurjpvqqojbhf">
         <w:r>
           <w:rPr>
             <w:rFonts w:ascii="Arial" w:cs="Arial" w:eastAsia="Arial" w:hAnsi="Arial"/>
@@ -2379,7 +2379,7 @@
         </w:rPr>
         <w:t xml:space="preserve"> (</w:t>
       </w:r>
-      <w:hyperlink w:history="1" r:id="rIdvkmvcxgtsbmibnywueyxh">
+      <w:hyperlink w:history="1" r:id="rIdlfgsvyf_kmcabonqc9oo3">
         <w:r>
           <w:rPr>
             <w:rFonts w:ascii="Arial" w:cs="Arial" w:eastAsia="Arial" w:hAnsi="Arial"/>
@@ -2399,7 +2399,7 @@
         </w:rPr>
         <w:t xml:space="preserve">). To view a copy of this license, visit </w:t>
       </w:r>
-      <w:hyperlink w:history="1" r:id="rIdwrsodcwjexurbu1w3g7ev">
+      <w:hyperlink w:history="1" r:id="rIdeh95qd7tf1qbt40h2dyef">
         <w:r>
           <w:rPr>
             <w:rFonts w:ascii="Arial" w:cs="Arial" w:eastAsia="Arial" w:hAnsi="Arial"/>
